--- a/EX 03 - WireShark/Exp_3.docx
+++ b/EX 03 - WireShark/Exp_3.docx
@@ -20,20 +20,8 @@
           <w:sz w:val="40"/>
           <w:szCs w:val="40"/>
         </w:rPr>
-        <w:t xml:space="preserve">DIGITAL </w:t>
-      </w:r>
-      <w:proofErr w:type="gramStart"/>
-      <w:r>
-        <w:rPr>
-          <w:rFonts w:ascii="Times New Roman" w:hAnsi="Times New Roman" w:cs="Times New Roman"/>
-          <w:b/>
-          <w:bCs/>
-          <w:sz w:val="40"/>
-          <w:szCs w:val="40"/>
-        </w:rPr>
-        <w:t>FORENSICS  LABORATORY</w:t>
-      </w:r>
-      <w:proofErr w:type="gramEnd"/>
+        <w:t>DIGITAL FORENSICS  LABORATORY</w:t>
+      </w:r>
     </w:p>
     <w:p>
       <w:pPr>
@@ -62,20 +50,6 @@
         </w:rPr>
         <w:t xml:space="preserve">                                                                      </w:t>
       </w:r>
-      <w:r>
-        <w:rPr>
-          <w:rFonts w:ascii="Times New Roman" w:hAnsi="Times New Roman" w:cs="Times New Roman"/>
-          <w:b/>
-          <w:bCs/>
-        </w:rPr>
-        <w:t>DATE:</w:t>
-      </w:r>
-      <w:r>
-        <w:rPr>
-          <w:rFonts w:ascii="Times New Roman" w:hAnsi="Times New Roman" w:cs="Times New Roman"/>
-        </w:rPr>
-        <w:t xml:space="preserve"> August 6, 2026</w:t>
-      </w:r>
     </w:p>
     <w:p>
       <w:pPr>
@@ -131,35 +105,7 @@
         <w:rPr>
           <w:rFonts w:ascii="Times New Roman" w:hAnsi="Times New Roman" w:cs="Times New Roman"/>
         </w:rPr>
-        <w:t xml:space="preserve">To capture and </w:t>
-      </w:r>
-      <w:proofErr w:type="spellStart"/>
-      <w:r>
-        <w:rPr>
-          <w:rFonts w:ascii="Times New Roman" w:hAnsi="Times New Roman" w:cs="Times New Roman"/>
-        </w:rPr>
-        <w:t>analyze</w:t>
-      </w:r>
-      <w:proofErr w:type="spellEnd"/>
-      <w:r>
-        <w:rPr>
-          <w:rFonts w:ascii="Times New Roman" w:hAnsi="Times New Roman" w:cs="Times New Roman"/>
-        </w:rPr>
-        <w:t xml:space="preserve"> unencrypted network traffic using the Wireshark packet </w:t>
-      </w:r>
-      <w:proofErr w:type="spellStart"/>
-      <w:r>
-        <w:rPr>
-          <w:rFonts w:ascii="Times New Roman" w:hAnsi="Times New Roman" w:cs="Times New Roman"/>
-        </w:rPr>
-        <w:t>analyzer</w:t>
-      </w:r>
-      <w:proofErr w:type="spellEnd"/>
-      <w:r>
-        <w:rPr>
-          <w:rFonts w:ascii="Times New Roman" w:hAnsi="Times New Roman" w:cs="Times New Roman"/>
-        </w:rPr>
-        <w:t>, isolate HTTP GET and POST request methods, and extract transmitted plain-text login credentials (username and password).</w:t>
+        <w:t>To capture and analyze unencrypted network traffic using the Wireshark packet analyzer, isolate HTTP GET and POST request methods, and extract transmitted plain-text login credentials (username and password).</w:t>
       </w:r>
     </w:p>
     <w:p>
@@ -232,21 +178,7 @@
         <w:rPr>
           <w:rFonts w:ascii="Times New Roman" w:hAnsi="Times New Roman" w:cs="Times New Roman"/>
         </w:rPr>
-        <w:t xml:space="preserve"> Wireshark v4.x (with </w:t>
-      </w:r>
-      <w:proofErr w:type="spellStart"/>
-      <w:r>
-        <w:rPr>
-          <w:rFonts w:ascii="Times New Roman" w:hAnsi="Times New Roman" w:cs="Times New Roman"/>
-        </w:rPr>
-        <w:t>Npcap</w:t>
-      </w:r>
-      <w:proofErr w:type="spellEnd"/>
-      <w:r>
-        <w:rPr>
-          <w:rFonts w:ascii="Times New Roman" w:hAnsi="Times New Roman" w:cs="Times New Roman"/>
-        </w:rPr>
-        <w:t xml:space="preserve"> driver installed)</w:t>
+        <w:t xml:space="preserve"> Wireshark v4.x (with Npcap driver installed)</w:t>
       </w:r>
     </w:p>
     <w:p>
@@ -300,35 +232,7 @@
         <w:rPr>
           <w:rFonts w:ascii="Times New Roman" w:hAnsi="Times New Roman" w:cs="Times New Roman"/>
         </w:rPr>
-        <w:t xml:space="preserve"> </w:t>
-      </w:r>
-      <w:proofErr w:type="spellStart"/>
-      <w:r>
-        <w:rPr>
-          <w:rFonts w:ascii="Times New Roman" w:hAnsi="Times New Roman" w:cs="Times New Roman"/>
-        </w:rPr>
-        <w:t>Acunetix</w:t>
-      </w:r>
-      <w:proofErr w:type="spellEnd"/>
-      <w:r>
-        <w:rPr>
-          <w:rFonts w:ascii="Times New Roman" w:hAnsi="Times New Roman" w:cs="Times New Roman"/>
-        </w:rPr>
-        <w:t xml:space="preserve"> Web Vulnerability Test Site ([</w:t>
-      </w:r>
-      <w:proofErr w:type="gramStart"/>
-      <w:r>
-        <w:rPr>
-          <w:rFonts w:ascii="Times New Roman" w:hAnsi="Times New Roman" w:cs="Times New Roman"/>
-        </w:rPr>
-        <w:t>http://testphp.vulnweb.com](</w:t>
-      </w:r>
-      <w:proofErr w:type="gramEnd"/>
-      <w:r>
-        <w:rPr>
-          <w:rFonts w:ascii="Times New Roman" w:hAnsi="Times New Roman" w:cs="Times New Roman"/>
-        </w:rPr>
-        <w:t>http://testphp.vulnweb.com))</w:t>
+        <w:t xml:space="preserve"> Acunetix Web Vulnerability Test Site ([http://testphp.vulnweb.com](http://testphp.vulnweb.com))</w:t>
       </w:r>
     </w:p>
     <w:p>
@@ -362,35 +266,7 @@
         <w:rPr>
           <w:rFonts w:ascii="Times New Roman" w:hAnsi="Times New Roman" w:cs="Times New Roman"/>
         </w:rPr>
-        <w:t>Network packet sniffing is the process of monitoring and capturing data packets passing through a network interface card (NIC). Wireshark utilizes packet capture drivers (</w:t>
-      </w:r>
-      <w:proofErr w:type="spellStart"/>
-      <w:r>
-        <w:rPr>
-          <w:rFonts w:ascii="Times New Roman" w:hAnsi="Times New Roman" w:cs="Times New Roman"/>
-        </w:rPr>
-        <w:t>Npcap</w:t>
-      </w:r>
-      <w:proofErr w:type="spellEnd"/>
-      <w:r>
-        <w:rPr>
-          <w:rFonts w:ascii="Times New Roman" w:hAnsi="Times New Roman" w:cs="Times New Roman"/>
-        </w:rPr>
-        <w:t>/</w:t>
-      </w:r>
-      <w:proofErr w:type="spellStart"/>
-      <w:r>
-        <w:rPr>
-          <w:rFonts w:ascii="Times New Roman" w:hAnsi="Times New Roman" w:cs="Times New Roman"/>
-        </w:rPr>
-        <w:t>libpcap</w:t>
-      </w:r>
-      <w:proofErr w:type="spellEnd"/>
-      <w:r>
-        <w:rPr>
-          <w:rFonts w:ascii="Times New Roman" w:hAnsi="Times New Roman" w:cs="Times New Roman"/>
-        </w:rPr>
-        <w:t xml:space="preserve">) to set the system's NIC into </w:t>
+        <w:t xml:space="preserve">Network packet sniffing is the process of monitoring and capturing data packets passing through a network interface card (NIC). Wireshark utilizes packet capture drivers (Npcap/libpcap) to set the system's NIC into </w:t>
       </w:r>
       <w:r>
         <w:rPr>
@@ -487,21 +363,7 @@
         <w:rPr>
           <w:rFonts w:ascii="Times New Roman" w:hAnsi="Times New Roman" w:cs="Times New Roman"/>
         </w:rPr>
-        <w:t xml:space="preserve"> Embeds data within the body of the request header (Content-Type: application/x-www-form-</w:t>
-      </w:r>
-      <w:proofErr w:type="spellStart"/>
-      <w:r>
-        <w:rPr>
-          <w:rFonts w:ascii="Times New Roman" w:hAnsi="Times New Roman" w:cs="Times New Roman"/>
-        </w:rPr>
-        <w:t>urlencoded</w:t>
-      </w:r>
-      <w:proofErr w:type="spellEnd"/>
-      <w:r>
-        <w:rPr>
-          <w:rFonts w:ascii="Times New Roman" w:hAnsi="Times New Roman" w:cs="Times New Roman"/>
-        </w:rPr>
-        <w:t>). Although hidden from the URL bar, the payload remains completely legible to network sniffers if not protected by TLS/SSL encryption (</w:t>
+        <w:t xml:space="preserve"> Embeds data within the body of the request header (Content-Type: application/x-www-form-urlencoded). Although hidden from the URL bar, the payload remains completely legible to network sniffers if not protected by TLS/SSL encryption (</w:t>
       </w:r>
       <w:r>
         <w:rPr>
@@ -632,6 +494,7 @@
           <w:rFonts w:ascii="Times New Roman" w:hAnsi="Times New Roman" w:cs="Times New Roman"/>
           <w:i/>
           <w:iCs/>
+          <w:noProof/>
         </w:rPr>
         <w:drawing>
           <wp:inline distT="0" distB="0" distL="0" distR="0" wp14:anchorId="53195D27" wp14:editId="1BF2918F">
@@ -732,21 +595,7 @@
         <w:rPr>
           <w:rFonts w:ascii="Times New Roman" w:hAnsi="Times New Roman" w:cs="Times New Roman"/>
         </w:rPr>
-        <w:t xml:space="preserve">Enter the credential details (Username: 9240040089, Password: </w:t>
-      </w:r>
-      <w:proofErr w:type="spellStart"/>
-      <w:r>
-        <w:rPr>
-          <w:rFonts w:ascii="Times New Roman" w:hAnsi="Times New Roman" w:cs="Times New Roman"/>
-        </w:rPr>
-        <w:t>Inba</w:t>
-      </w:r>
-      <w:proofErr w:type="spellEnd"/>
-      <w:r>
-        <w:rPr>
-          <w:rFonts w:ascii="Times New Roman" w:hAnsi="Times New Roman" w:cs="Times New Roman"/>
-        </w:rPr>
-        <w:t>) into the form fields and submit.</w:t>
+        <w:t>Enter the credential details (Username: 9240040089, Password: Inba) into the form fields and submit.</w:t>
       </w:r>
     </w:p>
     <w:p>
@@ -891,7 +740,7 @@
           <w:noProof/>
         </w:rPr>
         <w:drawing>
-          <wp:inline distT="0" distB="0" distL="0" distR="0" wp14:anchorId="394C1E7A" wp14:editId="35E1FA06">
+          <wp:inline distT="0" distB="0" distL="0" distR="0" wp14:anchorId="394C1E7A" wp14:editId="79EBD989">
             <wp:extent cx="5731510" cy="3223895"/>
             <wp:effectExtent l="0" t="0" r="2540" b="0"/>
             <wp:docPr id="1062827876" name="Picture 4"/>
@@ -991,27 +840,11 @@
           <w:rFonts w:ascii="Times New Roman" w:hAnsi="Times New Roman" w:cs="Times New Roman"/>
         </w:rPr>
       </w:pPr>
-      <w:proofErr w:type="spellStart"/>
-      <w:proofErr w:type="gramStart"/>
-      <w:r>
-        <w:rPr>
-          <w:rFonts w:ascii="Times New Roman" w:hAnsi="Times New Roman" w:cs="Times New Roman"/>
-        </w:rPr>
-        <w:t>http.request</w:t>
-      </w:r>
-      <w:proofErr w:type="gramEnd"/>
-      <w:r>
-        <w:rPr>
-          <w:rFonts w:ascii="Times New Roman" w:hAnsi="Times New Roman" w:cs="Times New Roman"/>
-        </w:rPr>
-        <w:t>.method</w:t>
-      </w:r>
-      <w:proofErr w:type="spellEnd"/>
-      <w:r>
-        <w:rPr>
-          <w:rFonts w:ascii="Times New Roman" w:hAnsi="Times New Roman" w:cs="Times New Roman"/>
-        </w:rPr>
-        <w:t xml:space="preserve"> == "GET"</w:t>
+      <w:r>
+        <w:rPr>
+          <w:rFonts w:ascii="Times New Roman" w:hAnsi="Times New Roman" w:cs="Times New Roman"/>
+        </w:rPr>
+        <w:t>http.request.method == "GET"</w:t>
       </w:r>
     </w:p>
     <w:p>
@@ -1056,7 +889,7 @@
           <w:noProof/>
         </w:rPr>
         <w:drawing>
-          <wp:inline distT="0" distB="0" distL="0" distR="0" wp14:anchorId="56B42124" wp14:editId="41F6D8A5">
+          <wp:inline distT="0" distB="0" distL="0" distR="0" wp14:anchorId="56B42124" wp14:editId="25EC6BAF">
             <wp:extent cx="5731510" cy="3223895"/>
             <wp:effectExtent l="0" t="0" r="2540" b="0"/>
             <wp:docPr id="649055328" name="Picture 6"/>
@@ -1164,56 +997,26 @@
           <w:rFonts w:ascii="Times New Roman" w:hAnsi="Times New Roman" w:cs="Times New Roman"/>
         </w:rPr>
       </w:pPr>
-      <w:proofErr w:type="spellStart"/>
-      <w:proofErr w:type="gramStart"/>
-      <w:r>
-        <w:rPr>
-          <w:rFonts w:ascii="Times New Roman" w:hAnsi="Times New Roman" w:cs="Times New Roman"/>
-        </w:rPr>
-        <w:t>http.request</w:t>
-      </w:r>
-      <w:proofErr w:type="gramEnd"/>
-      <w:r>
-        <w:rPr>
-          <w:rFonts w:ascii="Times New Roman" w:hAnsi="Times New Roman" w:cs="Times New Roman"/>
-        </w:rPr>
-        <w:t>.method</w:t>
-      </w:r>
-      <w:proofErr w:type="spellEnd"/>
-      <w:r>
-        <w:rPr>
-          <w:rFonts w:ascii="Times New Roman" w:hAnsi="Times New Roman" w:cs="Times New Roman"/>
-        </w:rPr>
-        <w:t xml:space="preserve"> == "POST"</w:t>
-      </w:r>
-    </w:p>
-    <w:p>
-      <w:pPr>
-        <w:spacing w:line="360" w:lineRule="auto"/>
-        <w:jc w:val="both"/>
-        <w:rPr>
-          <w:rFonts w:ascii="Times New Roman" w:hAnsi="Times New Roman" w:cs="Times New Roman"/>
-        </w:rPr>
-      </w:pPr>
-      <w:r>
-        <w:rPr>
-          <w:rFonts w:ascii="Times New Roman" w:hAnsi="Times New Roman" w:cs="Times New Roman"/>
-        </w:rPr>
-        <w:t>Select the packet containing application/x-www-form-</w:t>
-      </w:r>
-      <w:proofErr w:type="spellStart"/>
-      <w:r>
-        <w:rPr>
-          <w:rFonts w:ascii="Times New Roman" w:hAnsi="Times New Roman" w:cs="Times New Roman"/>
-        </w:rPr>
-        <w:t>urlencoded</w:t>
-      </w:r>
-      <w:proofErr w:type="spellEnd"/>
-      <w:r>
-        <w:rPr>
-          <w:rFonts w:ascii="Times New Roman" w:hAnsi="Times New Roman" w:cs="Times New Roman"/>
-        </w:rPr>
-        <w:t xml:space="preserve">. In the </w:t>
+      <w:r>
+        <w:rPr>
+          <w:rFonts w:ascii="Times New Roman" w:hAnsi="Times New Roman" w:cs="Times New Roman"/>
+        </w:rPr>
+        <w:t>http.request.method == "POST"</w:t>
+      </w:r>
+    </w:p>
+    <w:p>
+      <w:pPr>
+        <w:spacing w:line="360" w:lineRule="auto"/>
+        <w:jc w:val="both"/>
+        <w:rPr>
+          <w:rFonts w:ascii="Times New Roman" w:hAnsi="Times New Roman" w:cs="Times New Roman"/>
+        </w:rPr>
+      </w:pPr>
+      <w:r>
+        <w:rPr>
+          <w:rFonts w:ascii="Times New Roman" w:hAnsi="Times New Roman" w:cs="Times New Roman"/>
+        </w:rPr>
+        <w:t xml:space="preserve">Select the packet containing application/x-www-form-urlencoded. In the </w:t>
       </w:r>
       <w:r>
         <w:rPr>
@@ -1257,6 +1060,7 @@
           <w:rFonts w:ascii="Times New Roman" w:hAnsi="Times New Roman" w:cs="Times New Roman"/>
           <w:i/>
           <w:iCs/>
+          <w:noProof/>
         </w:rPr>
         <w:lastRenderedPageBreak/>
         <w:drawing>
@@ -1319,6 +1123,7 @@
           <w:rFonts w:ascii="Times New Roman" w:hAnsi="Times New Roman" w:cs="Times New Roman"/>
           <w:i/>
           <w:iCs/>
+          <w:noProof/>
         </w:rPr>
         <w:drawing>
           <wp:inline distT="0" distB="0" distL="0" distR="0" wp14:anchorId="39A3D854" wp14:editId="5A6261A9">
@@ -1549,7 +1354,6 @@
                 <w:rFonts w:ascii="Times New Roman" w:hAnsi="Times New Roman" w:cs="Times New Roman"/>
               </w:rPr>
             </w:pPr>
-            <w:proofErr w:type="spellStart"/>
             <w:r>
               <w:rPr>
                 <w:rFonts w:ascii="Times New Roman" w:hAnsi="Times New Roman" w:cs="Times New Roman"/>
@@ -1562,7 +1366,6 @@
               </w:rPr>
               <w:t>fUName</w:t>
             </w:r>
-            <w:proofErr w:type="spellEnd"/>
           </w:p>
         </w:tc>
         <w:tc>
@@ -1628,7 +1431,6 @@
                 <w:rFonts w:ascii="Times New Roman" w:hAnsi="Times New Roman" w:cs="Times New Roman"/>
               </w:rPr>
             </w:pPr>
-            <w:proofErr w:type="spellStart"/>
             <w:r>
               <w:rPr>
                 <w:rFonts w:ascii="Times New Roman" w:hAnsi="Times New Roman" w:cs="Times New Roman"/>
@@ -1641,7 +1443,6 @@
               </w:rPr>
               <w:t>Password</w:t>
             </w:r>
-            <w:proofErr w:type="spellEnd"/>
           </w:p>
         </w:tc>
         <w:tc>
@@ -1709,21 +1510,7 @@
         <w:rPr>
           <w:rFonts w:ascii="Times New Roman" w:hAnsi="Times New Roman" w:cs="Times New Roman"/>
         </w:rPr>
-        <w:t>The packet capture data (</w:t>
-      </w:r>
-      <w:proofErr w:type="spellStart"/>
-      <w:r>
-        <w:rPr>
-          <w:rFonts w:ascii="Times New Roman" w:hAnsi="Times New Roman" w:cs="Times New Roman"/>
-        </w:rPr>
-        <w:t>Captured_File.pcapng</w:t>
-      </w:r>
-      <w:proofErr w:type="spellEnd"/>
-      <w:r>
-        <w:rPr>
-          <w:rFonts w:ascii="Times New Roman" w:hAnsi="Times New Roman" w:cs="Times New Roman"/>
-        </w:rPr>
-        <w:t>) and generated screen outputs have been archived in the repository</w:t>
+        <w:t>The packet capture data (Captured_File.pcapng) and generated screen outputs have been archived in the repository</w:t>
       </w:r>
       <w:r>
         <w:rPr>
@@ -1863,21 +1650,7 @@
         <w:rPr>
           <w:rFonts w:ascii="Times New Roman" w:hAnsi="Times New Roman" w:cs="Times New Roman"/>
         </w:rPr>
-        <w:t xml:space="preserve">The network traffic was successfully captured and </w:t>
-      </w:r>
-      <w:proofErr w:type="spellStart"/>
-      <w:r>
-        <w:rPr>
-          <w:rFonts w:ascii="Times New Roman" w:hAnsi="Times New Roman" w:cs="Times New Roman"/>
-        </w:rPr>
-        <w:t>analyzed</w:t>
-      </w:r>
-      <w:proofErr w:type="spellEnd"/>
-      <w:r>
-        <w:rPr>
-          <w:rFonts w:ascii="Times New Roman" w:hAnsi="Times New Roman" w:cs="Times New Roman"/>
-        </w:rPr>
-        <w:t xml:space="preserve"> using Wireshark. Plain-text credentials (</w:t>
+        <w:t>The network traffic was successfully captured and analyzed using Wireshark. Plain-text credentials (</w:t>
       </w:r>
       <w:r>
         <w:rPr>
@@ -1905,21 +1678,7 @@
         <w:rPr>
           <w:rFonts w:ascii="Times New Roman" w:hAnsi="Times New Roman" w:cs="Times New Roman"/>
         </w:rPr>
-        <w:t xml:space="preserve"> </w:t>
-      </w:r>
-      <w:proofErr w:type="spellStart"/>
-      <w:r>
-        <w:rPr>
-          <w:rFonts w:ascii="Times New Roman" w:hAnsi="Times New Roman" w:cs="Times New Roman"/>
-        </w:rPr>
-        <w:t>Inba</w:t>
-      </w:r>
-      <w:proofErr w:type="spellEnd"/>
-      <w:r>
-        <w:rPr>
-          <w:rFonts w:ascii="Times New Roman" w:hAnsi="Times New Roman" w:cs="Times New Roman"/>
-        </w:rPr>
-        <w:t>) transmitted over HTTP were extracted from the POST request payload.</w:t>
+        <w:t xml:space="preserve"> Inba) transmitted over HTTP were extracted from the POST request payload.</w:t>
       </w:r>
     </w:p>
     <w:p>
